--- a/Project Proposal.docx
+++ b/Project Proposal.docx
@@ -17,12 +17,28 @@
     </w:p>
     <w:p>
       <w:r>
-        <w:t>The problem I aim to address with this is largely regarding the security of widely available LLM’s especially with more and more companies beginning to integrate these models into their own projects. Realising these vulnerabilities early and how they can be exploited will allow companies to have an insight into potential security vulnerabilities within these models and address them before they become an issue.</w:t>
-      </w:r>
-    </w:p>
-    <w:p>
-      <w:r>
-        <w:t>My idea draws from the up and coming popularity of LLM’s and their use as well as their quantity and constant pressure to develop new features for them. One of these more recent features includes being able to access and search the web and scrape and process data from web pages. Notable LLM’s with the ability to do this include OpenAI’s GPT-5 [Ref needed] and Google’s Gemini [Ref needed]</w:t>
+        <w:t xml:space="preserve">The problem I aim to address with this is largely regarding the security of widely available LLM’s especially with </w:t>
+      </w:r>
+      <w:proofErr w:type="gramStart"/>
+      <w:r>
+        <w:t>more and more</w:t>
+      </w:r>
+      <w:proofErr w:type="gramEnd"/>
+      <w:r>
+        <w:t xml:space="preserve"> companies beginning to integrate these models into their own projects. Realising these vulnerabilities early and how they can be exploited will allow companies to have an insight into potential security vulnerabilities within these models and address them before they become an issue.</w:t>
+      </w:r>
+    </w:p>
+    <w:p>
+      <w:r>
+        <w:t xml:space="preserve">My idea draws from the </w:t>
+      </w:r>
+      <w:proofErr w:type="gramStart"/>
+      <w:r>
+        <w:t>up and coming</w:t>
+      </w:r>
+      <w:proofErr w:type="gramEnd"/>
+      <w:r>
+        <w:t xml:space="preserve"> popularity of LLM’s and their use as well as their quantity and constant pressure to develop new features for them. One of these more recent features includes being able to access and search the web and scrape and process data from web pages. Notable LLM’s with the ability to do this include OpenAI’s GPT-5 [Ref needed] and Google’s Gemini [Ref needed]</w:t>
       </w:r>
       <w:r>
         <w:t>.</w:t>
@@ -30,7 +46,23 @@
     </w:p>
     <w:p>
       <w:r>
-        <w:t xml:space="preserve">Whilst this access and these features open up many interesting uses and user capabilities to search the web, it potentially opens up security vulnerabilities to prompts, harmful malware or other </w:t>
+        <w:t xml:space="preserve">Whilst this access and these features </w:t>
+      </w:r>
+      <w:proofErr w:type="gramStart"/>
+      <w:r>
+        <w:t>open up</w:t>
+      </w:r>
+      <w:proofErr w:type="gramEnd"/>
+      <w:r>
+        <w:t xml:space="preserve"> many interesting uses and user capabilities to search the web, it potentially </w:t>
+      </w:r>
+      <w:proofErr w:type="gramStart"/>
+      <w:r>
+        <w:t>opens up</w:t>
+      </w:r>
+      <w:proofErr w:type="gramEnd"/>
+      <w:r>
+        <w:t xml:space="preserve"> security vulnerabilities to prompts, harmful malware or other </w:t>
       </w:r>
       <w:r>
         <w:t xml:space="preserve">threats being hidden within websites. One notable thing about this is whilst usually prompts are passed through a separate LLM and potentially an additional AI to screen for malware, harmful prompts or other issues, as the core LLM makes the requests to the web resource, it is already past those restrictions which potentially lets us inject harmful code or prompts. </w:t>
@@ -38,10 +70,72 @@
     </w:p>
     <w:p>
       <w:r>
-        <w:t>This aims to build off of OWASP’s LLM top 10 risks [Ref needed] by giving any attacker anothe</w:t>
+        <w:t xml:space="preserve">This aims to build </w:t>
+      </w:r>
+      <w:proofErr w:type="gramStart"/>
+      <w:r>
+        <w:t>off of</w:t>
+      </w:r>
+      <w:proofErr w:type="gramEnd"/>
+      <w:r>
+        <w:t xml:space="preserve"> OWASP’s LLM top 10 risks [Ref needed] by giving any attacker anothe</w:t>
       </w:r>
       <w:r>
         <w:t xml:space="preserve">r entry point to access the model rather than the conventional </w:t>
+      </w:r>
+      <w:r>
+        <w:t>means of prompt injection through the UI.</w:t>
+      </w:r>
+    </w:p>
+    <w:p>
+      <w:r>
+        <w:t xml:space="preserve">This is already a known flaw and area of research as shown by </w:t>
+      </w:r>
+      <w:hyperlink r:id="rId6" w:history="1">
+        <w:r>
+          <w:rPr>
+            <w:rStyle w:val="Hyperlink"/>
+          </w:rPr>
+          <w:t>https://www.ft.com/content/56cb100e-7146-488f-aa</w:t>
+        </w:r>
+        <w:r>
+          <w:rPr>
+            <w:rStyle w:val="Hyperlink"/>
+          </w:rPr>
+          <w:t>e</w:t>
+        </w:r>
+        <w:r>
+          <w:rPr>
+            <w:rStyle w:val="Hyperlink"/>
+          </w:rPr>
+          <w:t>5-55304ae0eff6</w:t>
+        </w:r>
+      </w:hyperlink>
+      <w:r>
+        <w:t xml:space="preserve"> [Ref needed] as many AI companies such as </w:t>
+      </w:r>
+      <w:r>
+        <w:t>Google DeepMind, Anthropic, OpenAI and Microsoft are among those</w:t>
+      </w:r>
+      <w:r>
+        <w:t xml:space="preserve"> are already investigating into how to prevent and secure against these vulnerabilities.</w:t>
+      </w:r>
+      <w:r>
+        <w:t xml:space="preserve"> </w:t>
+      </w:r>
+    </w:p>
+    <w:p>
+      <w:r>
+        <w:t xml:space="preserve">Notable research yet to be done further than just the proof and fact of its existence include looking into </w:t>
+      </w:r>
+      <w:r>
+        <w:t>further methods of hiding this information on websites. One found method includes usage of down or upscaling images and sound [Ref needed] (</w:t>
+      </w:r>
+      <w:r>
+        <w:t>https://arxiv.org/pdf/2307.10490</w:t>
+      </w:r>
+      <w:r>
+        <w:t>)</w:t>
       </w:r>
     </w:p>
     <w:p/>
@@ -49,7 +143,19 @@
     <w:p/>
     <w:p>
       <w:r>
-        <w:t>Another potential threat that could be looked into that I noticed whilst experimenting with web access with some models is looking into having the website that is being targeted by the LLM artificially slow the response down by being slow to load. As this could leave the LLM hanging, waiting for a response, many prompts to websites which do this could artificially DOS the LLM by leaving multiple LLM instances hanging and wasting computational resources.</w:t>
+        <w:t xml:space="preserve">Another potential threat that could be </w:t>
+      </w:r>
+      <w:proofErr w:type="gramStart"/>
+      <w:r>
+        <w:t>looked into</w:t>
+      </w:r>
+      <w:proofErr w:type="gramEnd"/>
+      <w:r>
+        <w:t xml:space="preserve"> that I noticed whilst experimenting with web access with some models is looking into having the website that is being targeted by the LLM artificially slow the response down by being slow to load. As this </w:t>
+      </w:r>
+      <w:r>
+        <w:lastRenderedPageBreak/>
+        <w:t>could leave the LLM hanging, waiting for a response, many prompts to websites which do this could artificially DOS the LLM by leaving multiple LLM instances hanging and wasting computational resources.</w:t>
       </w:r>
     </w:p>
     <w:p>
@@ -73,7 +179,6 @@
         <w:rPr>
           <w:u w:val="single"/>
         </w:rPr>
-        <w:lastRenderedPageBreak/>
         <w:t>Requirements spec</w:t>
       </w:r>
     </w:p>
@@ -82,17 +187,41 @@
         <w:t xml:space="preserve">The initial goal </w:t>
       </w:r>
       <w:r>
-        <w:t>will be to get a proof of concept working and proving that usage of a web based resource can allow infiltration or exfiltration of data from an LLM.</w:t>
-      </w:r>
-    </w:p>
-    <w:p>
-      <w:r>
-        <w:t>Following getting the proof of concept working, I have identified 3 paths that I could go down dependant on what worked best; more advanced techniques to allow bypassing of protections, methods protecting or defending against such attacks and other web based resources which could be used.</w:t>
-      </w:r>
-    </w:p>
-    <w:p>
-      <w:r>
-        <w:t>In the event that I cannot achieve this, I will pivot my project into a look at what protections are in p</w:t>
+        <w:t xml:space="preserve">will be to get a proof of concept working and proving that usage of a </w:t>
+      </w:r>
+      <w:proofErr w:type="gramStart"/>
+      <w:r>
+        <w:t>web based</w:t>
+      </w:r>
+      <w:proofErr w:type="gramEnd"/>
+      <w:r>
+        <w:t xml:space="preserve"> resource can allow infiltration or exfiltration of data from an LLM.</w:t>
+      </w:r>
+      <w:r>
+        <w:t xml:space="preserve"> This will be done by hosting a website locally as well as an LLM locally and simulating a local network so the LLM can only access that site. This is all hosted locally to avoid any computer misuse act issues. </w:t>
+      </w:r>
+    </w:p>
+    <w:p>
+      <w:r>
+        <w:t xml:space="preserve">Following getting the proof of concept working, I have identified 3 paths that I could go down dependant on what worked best; more advanced techniques to allow bypassing of protections, methods protecting or defending against such attacks and other </w:t>
+      </w:r>
+      <w:proofErr w:type="gramStart"/>
+      <w:r>
+        <w:t>web based</w:t>
+      </w:r>
+      <w:proofErr w:type="gramEnd"/>
+      <w:r>
+        <w:t xml:space="preserve"> resources which could be used.</w:t>
+      </w:r>
+    </w:p>
+    <w:p>
+      <w:proofErr w:type="gramStart"/>
+      <w:r>
+        <w:t>In the event that</w:t>
+      </w:r>
+      <w:proofErr w:type="gramEnd"/>
+      <w:r>
+        <w:t xml:space="preserve"> I cannot achieve this, I will pivot my project into a look at what protections are in p</w:t>
       </w:r>
       <w:r>
         <w:t>lace currently and how effective they are against possible threats.</w:t>
@@ -106,8 +235,59 @@
         <w:t>From there I can enable and disable various security features to find what works and what doesn’t.</w:t>
       </w:r>
     </w:p>
+    <w:p>
+      <w:r>
+        <w:t xml:space="preserve">In </w:t>
+      </w:r>
+      <w:proofErr w:type="gramStart"/>
+      <w:r>
+        <w:t>addition</w:t>
+      </w:r>
+      <w:proofErr w:type="gramEnd"/>
+      <w:r>
+        <w:t xml:space="preserve"> I will require an isolated simulated network or server that I can host both the LLM and website on. The Hex GPU cloud has been suggested however the fact that it is accessible to all students in the University and isn’t isolated presents a potential issue with this.</w:t>
+      </w:r>
+    </w:p>
+    <w:p/>
+    <w:p>
+      <w:pPr>
+        <w:rPr>
+          <w:u w:val="single"/>
+        </w:rPr>
+      </w:pPr>
+      <w:r>
+        <w:rPr>
+          <w:u w:val="single"/>
+        </w:rPr>
+        <w:t>References</w:t>
+      </w:r>
+    </w:p>
+    <w:p>
+      <w:hyperlink r:id="rId7" w:history="1">
+        <w:r>
+          <w:rPr>
+            <w:rStyle w:val="Hyperlink"/>
+          </w:rPr>
+          <w:t>https://dl.acm.org/doi/pdf/10.1145/3605764.3623985</w:t>
+        </w:r>
+      </w:hyperlink>
+      <w:r>
+        <w:t xml:space="preserve"> </w:t>
+      </w:r>
+    </w:p>
+    <w:p>
+      <w:hyperlink r:id="rId8" w:history="1">
+        <w:r>
+          <w:rPr>
+            <w:rStyle w:val="Hyperlink"/>
+          </w:rPr>
+          <w:t>https://www.ft.com/content/56cb100e-7146-488f-aae5-55304ae0eff6</w:t>
+        </w:r>
+      </w:hyperlink>
+    </w:p>
+    <w:p/>
     <w:sectPr>
-      <w:headerReference w:type="default" r:id="rId6"/>
+      <w:headerReference w:type="default" r:id="rId9"/>
       <w:pgSz w:w="11906" w:h="16838"/>
       <w:pgMar w:top="1440" w:right="1440" w:bottom="1440" w:left="1440" w:header="708" w:footer="708" w:gutter="0"/>
       <w:cols w:space="708"/>
@@ -174,7 +354,15 @@
       <w:pStyle w:val="Header"/>
     </w:pPr>
     <w:r>
-      <w:t>Usage of a web based resource for infiltration and exfiltration of data into a web enabled LLM</w:t>
+      <w:t xml:space="preserve">Usage of a </w:t>
+    </w:r>
+    <w:proofErr w:type="gramStart"/>
+    <w:r>
+      <w:t>web based</w:t>
+    </w:r>
+    <w:proofErr w:type="gramEnd"/>
+    <w:r>
+      <w:t xml:space="preserve"> resource for infiltration and exfiltration of data into a web enabled LLM</w:t>
     </w:r>
   </w:p>
 </w:hdr>
@@ -784,7 +972,6 @@
   <w:style w:type="character" w:default="1" w:styleId="DefaultParagraphFont">
     <w:name w:val="Default Paragraph Font"/>
     <w:uiPriority w:val="1"/>
-    <w:semiHidden/>
     <w:unhideWhenUsed/>
   </w:style>
   <w:style w:type="table" w:default="1" w:styleId="TableNormal">
@@ -1141,6 +1328,41 @@
     <w:link w:val="Footer"/>
     <w:uiPriority w:val="99"/>
     <w:rsid w:val="004A2CA2"/>
+  </w:style>
+  <w:style w:type="character" w:styleId="Hyperlink">
+    <w:name w:val="Hyperlink"/>
+    <w:basedOn w:val="DefaultParagraphFont"/>
+    <w:uiPriority w:val="99"/>
+    <w:unhideWhenUsed/>
+    <w:rsid w:val="009E7028"/>
+    <w:rPr>
+      <w:color w:val="467886" w:themeColor="hyperlink"/>
+      <w:u w:val="single"/>
+    </w:rPr>
+  </w:style>
+  <w:style w:type="character" w:styleId="UnresolvedMention">
+    <w:name w:val="Unresolved Mention"/>
+    <w:basedOn w:val="DefaultParagraphFont"/>
+    <w:uiPriority w:val="99"/>
+    <w:semiHidden/>
+    <w:unhideWhenUsed/>
+    <w:rsid w:val="009E7028"/>
+    <w:rPr>
+      <w:color w:val="605E5C"/>
+      <w:shd w:val="clear" w:color="auto" w:fill="E1DFDD"/>
+    </w:rPr>
+  </w:style>
+  <w:style w:type="character" w:styleId="FollowedHyperlink">
+    <w:name w:val="FollowedHyperlink"/>
+    <w:basedOn w:val="DefaultParagraphFont"/>
+    <w:uiPriority w:val="99"/>
+    <w:semiHidden/>
+    <w:unhideWhenUsed/>
+    <w:rsid w:val="00656A3F"/>
+    <w:rPr>
+      <w:color w:val="96607D" w:themeColor="followedHyperlink"/>
+      <w:u w:val="single"/>
+    </w:rPr>
   </w:style>
 </w:styles>
 </file>

--- a/Project Proposal.docx
+++ b/Project Proposal.docx
@@ -17,52 +17,38 @@
     </w:p>
     <w:p>
       <w:r>
-        <w:t xml:space="preserve">The problem I aim to address with this is largely regarding the security of widely available LLM’s especially with </w:t>
-      </w:r>
-      <w:proofErr w:type="gramStart"/>
-      <w:r>
-        <w:t>more and more</w:t>
-      </w:r>
-      <w:proofErr w:type="gramEnd"/>
-      <w:r>
-        <w:t xml:space="preserve"> companies beginning to integrate these models into their own projects. Realising these vulnerabilities early and how they can be exploited will allow companies to have an insight into potential security vulnerabilities within these models and address them before they become an issue.</w:t>
-      </w:r>
-    </w:p>
-    <w:p>
-      <w:r>
-        <w:t xml:space="preserve">My idea draws from the </w:t>
-      </w:r>
-      <w:proofErr w:type="gramStart"/>
-      <w:r>
-        <w:t>up and coming</w:t>
-      </w:r>
-      <w:proofErr w:type="gramEnd"/>
-      <w:r>
-        <w:t xml:space="preserve"> popularity of LLM’s and their use as well as their quantity and constant pressure to develop new features for them. One of these more recent features includes being able to access and search the web and scrape and process data from web pages. Notable LLM’s with the ability to do this include OpenAI’s GPT-5 [Ref needed] and Google’s Gemini [Ref needed]</w:t>
+        <w:t>The problem I aim to address with this is largely regarding the security of widely available LLM’s especially with more and more companies beginning to integrate these models into their own projects. Realising these vulnerabilities early and how they can be exploited will allow companies to have an insight into potential security vulnerabilities within these models and address them before they become an issue.</w:t>
+      </w:r>
+    </w:p>
+    <w:p>
+      <w:r>
+        <w:t>My idea draws from the up and coming popularity of LLM’s and their use as well as their quantity and constant pressure to develop new features for them. One of these more recent features includes being able to access and search the web and scrape and process data from web pages. Notable LLM’s with the ability to do this include OpenAI’s GPT-5</w:t>
+      </w:r>
+      <w:r>
+        <w:rPr>
+          <w:vertAlign w:val="superscript"/>
+        </w:rPr>
+        <w:t>[1]</w:t>
+      </w:r>
+      <w:r>
+        <w:t xml:space="preserve"> and Google’s Gemini</w:t>
+      </w:r>
+      <w:r>
+        <w:rPr>
+          <w:vertAlign w:val="superscript"/>
+        </w:rPr>
+        <w:t>[2]</w:t>
       </w:r>
       <w:r>
         <w:t>.</w:t>
       </w:r>
-    </w:p>
-    <w:p>
-      <w:r>
-        <w:t xml:space="preserve">Whilst this access and these features </w:t>
-      </w:r>
-      <w:proofErr w:type="gramStart"/>
-      <w:r>
-        <w:t>open up</w:t>
-      </w:r>
-      <w:proofErr w:type="gramEnd"/>
-      <w:r>
-        <w:t xml:space="preserve"> many interesting uses and user capabilities to search the web, it potentially </w:t>
-      </w:r>
-      <w:proofErr w:type="gramStart"/>
-      <w:r>
-        <w:t>opens up</w:t>
-      </w:r>
-      <w:proofErr w:type="gramEnd"/>
-      <w:r>
-        <w:t xml:space="preserve"> security vulnerabilities to prompts, harmful malware or other </w:t>
+      <w:r>
+        <w:t xml:space="preserve"> </w:t>
+      </w:r>
+    </w:p>
+    <w:p>
+      <w:r>
+        <w:t xml:space="preserve">Whilst this access and these features open up many interesting uses and user capabilities to search the web, it potentially opens up security vulnerabilities to prompts, harmful malware or other </w:t>
       </w:r>
       <w:r>
         <w:t xml:space="preserve">threats being hidden within websites. One notable thing about this is whilst usually prompts are passed through a separate LLM and potentially an additional AI to screen for malware, harmful prompts or other issues, as the core LLM makes the requests to the web resource, it is already past those restrictions which potentially lets us inject harmful code or prompts. </w:t>
@@ -70,104 +56,76 @@
     </w:p>
     <w:p>
       <w:r>
-        <w:t xml:space="preserve">This aims to build </w:t>
-      </w:r>
-      <w:proofErr w:type="gramStart"/>
-      <w:r>
-        <w:t>off of</w:t>
-      </w:r>
-      <w:proofErr w:type="gramEnd"/>
-      <w:r>
-        <w:t xml:space="preserve"> OWASP’s LLM top 10 risks [Ref needed] by giving any attacker anothe</w:t>
-      </w:r>
-      <w:r>
-        <w:t xml:space="preserve">r entry point to access the model rather than the conventional </w:t>
-      </w:r>
-      <w:r>
-        <w:t>means of prompt injection through the UI.</w:t>
-      </w:r>
-    </w:p>
-    <w:p>
-      <w:r>
-        <w:t xml:space="preserve">This is already a known flaw and area of research as shown by </w:t>
-      </w:r>
-      <w:hyperlink r:id="rId6" w:history="1">
-        <w:r>
-          <w:rPr>
-            <w:rStyle w:val="Hyperlink"/>
-          </w:rPr>
-          <w:t>https://www.ft.com/content/56cb100e-7146-488f-aa</w:t>
-        </w:r>
-        <w:r>
-          <w:rPr>
-            <w:rStyle w:val="Hyperlink"/>
-          </w:rPr>
-          <w:t>e</w:t>
-        </w:r>
-        <w:r>
-          <w:rPr>
-            <w:rStyle w:val="Hyperlink"/>
-          </w:rPr>
-          <w:t>5-55304ae0eff6</w:t>
-        </w:r>
-      </w:hyperlink>
-      <w:r>
-        <w:t xml:space="preserve"> [Ref needed] as many AI companies such as </w:t>
-      </w:r>
-      <w:r>
-        <w:t>Google DeepMind, Anthropic, OpenAI and Microsoft are among those</w:t>
-      </w:r>
-      <w:r>
-        <w:t xml:space="preserve"> are already investigating into how to prevent and secure against these vulnerabilities.</w:t>
+        <w:t xml:space="preserve">Whilst these issues are already known as indirect prompt injection and are part of </w:t>
+      </w:r>
+      <w:r>
+        <w:t>OWASP’s generative AI top 10 risks</w:t>
+      </w:r>
+      <w:r>
+        <w:rPr>
+          <w:vertAlign w:val="superscript"/>
+        </w:rPr>
+        <w:t>[3]</w:t>
       </w:r>
       <w:r>
         <w:t xml:space="preserve"> </w:t>
       </w:r>
-    </w:p>
-    <w:p>
-      <w:r>
-        <w:t xml:space="preserve">Notable research yet to be done further than just the proof and fact of its existence include looking into </w:t>
-      </w:r>
-      <w:r>
-        <w:t>further methods of hiding this information on websites. One found method includes usage of down or upscaling images and sound [Ref needed] (</w:t>
-      </w:r>
-      <w:r>
-        <w:t>https://arxiv.org/pdf/2307.10490</w:t>
-      </w:r>
-      <w:r>
-        <w:t>)</w:t>
-      </w:r>
-    </w:p>
-    <w:p/>
-    <w:p/>
-    <w:p/>
-    <w:p>
-      <w:r>
-        <w:t xml:space="preserve">Another potential threat that could be </w:t>
-      </w:r>
-      <w:proofErr w:type="gramStart"/>
-      <w:r>
-        <w:t>looked into</w:t>
-      </w:r>
-      <w:proofErr w:type="gramEnd"/>
-      <w:r>
-        <w:t xml:space="preserve"> that I noticed whilst experimenting with web access with some models is looking into having the website that is being targeted by the LLM artificially slow the response down by being slow to load. As this </w:t>
-      </w:r>
-      <w:r>
-        <w:lastRenderedPageBreak/>
-        <w:t>could leave the LLM hanging, waiting for a response, many prompts to websites which do this could artificially DOS the LLM by leaving multiple LLM instances hanging and wasting computational resources.</w:t>
-      </w:r>
-    </w:p>
-    <w:p>
-      <w:r>
-        <w:t xml:space="preserve">Another attack using said LLM could be to use multiple </w:t>
-      </w:r>
-      <w:r>
-        <w:t xml:space="preserve">sources to make requests to the LLM to access a website, thereby using the LLM to effectively DDOS a platform due to the number of requests made by it. </w:t>
-      </w:r>
-    </w:p>
-    <w:p/>
-    <w:p/>
+      <w:r>
+        <w:t>,</w:t>
+      </w:r>
+      <w:r>
+        <w:t xml:space="preserve">there is little research on actual implementation and execution on websites </w:t>
+      </w:r>
+      <w:r>
+        <w:t xml:space="preserve">such as looking into usage of JavaScript or </w:t>
+      </w:r>
+      <w:proofErr w:type="spellStart"/>
+      <w:r>
+        <w:t>css</w:t>
+      </w:r>
+      <w:proofErr w:type="spellEnd"/>
+      <w:r>
+        <w:t xml:space="preserve"> to hide or create prompts that only LLM’s could read.</w:t>
+      </w:r>
+    </w:p>
+    <w:p>
+      <w:r>
+        <w:t>This is still a new field and with many unknowns and real world scenarios involving these exploits, there is plenty of room for research and development both in terms of techniques to perform this as well as defences against them.</w:t>
+      </w:r>
+    </w:p>
+    <w:p>
+      <w:r>
+        <w:t xml:space="preserve">In this paper I aim to explore basic and more advanced methods of indirect prompt injection as well as </w:t>
+      </w:r>
+      <w:r>
+        <w:t>their actual implementation into websites and potential defences which can be used to protect against them.</w:t>
+      </w:r>
+      <w:r>
+        <w:t xml:space="preserve"> Such methods I aim to explore involve usage of images and sounds embedded in websites</w:t>
+      </w:r>
+      <w:r>
+        <w:rPr>
+          <w:vertAlign w:val="superscript"/>
+        </w:rPr>
+        <w:t>[4]</w:t>
+      </w:r>
+      <w:r>
+        <w:t xml:space="preserve"> as well as looking into more trivial possible vulnerabilities such as using the robots.txt and </w:t>
+      </w:r>
+      <w:proofErr w:type="spellStart"/>
+      <w:r>
+        <w:t>javascript</w:t>
+      </w:r>
+      <w:proofErr w:type="spellEnd"/>
+      <w:r>
+        <w:t xml:space="preserve"> or changes to the back end software to reveal sites to only generative AI.</w:t>
+      </w:r>
+    </w:p>
+    <w:p>
+      <w:r>
+        <w:t xml:space="preserve">The end goal for this paper is to identify potential vulnerabilities and raise awareness of them so that further developments of LLM’s and other generative AI can be protected against such vulnerabilities or at minimum be made aware of them. This is so that precautions can be taken against potential problems arising from being affected by these vulnerabilities.  </w:t>
+      </w:r>
+    </w:p>
     <w:p/>
     <w:p>
       <w:pPr>
@@ -179,6 +137,7 @@
         <w:rPr>
           <w:u w:val="single"/>
         </w:rPr>
+        <w:lastRenderedPageBreak/>
         <w:t>Requirements spec</w:t>
       </w:r>
     </w:p>
@@ -187,15 +146,7 @@
         <w:t xml:space="preserve">The initial goal </w:t>
       </w:r>
       <w:r>
-        <w:t xml:space="preserve">will be to get a proof of concept working and proving that usage of a </w:t>
-      </w:r>
-      <w:proofErr w:type="gramStart"/>
-      <w:r>
-        <w:t>web based</w:t>
-      </w:r>
-      <w:proofErr w:type="gramEnd"/>
-      <w:r>
-        <w:t xml:space="preserve"> resource can allow infiltration or exfiltration of data from an LLM.</w:t>
+        <w:t>will be to get a proof of concept working and proving that usage of a web based resource can allow infiltration or exfiltration of data from an LLM.</w:t>
       </w:r>
       <w:r>
         <w:t xml:space="preserve"> This will be done by hosting a website locally as well as an LLM locally and simulating a local network so the LLM can only access that site. This is all hosted locally to avoid any computer misuse act issues. </w:t>
@@ -203,28 +154,20 @@
     </w:p>
     <w:p>
       <w:r>
-        <w:t xml:space="preserve">Following getting the proof of concept working, I have identified 3 paths that I could go down dependant on what worked best; more advanced techniques to allow bypassing of protections, methods protecting or defending against such attacks and other </w:t>
-      </w:r>
-      <w:proofErr w:type="gramStart"/>
-      <w:r>
-        <w:t>web based</w:t>
-      </w:r>
-      <w:proofErr w:type="gramEnd"/>
-      <w:r>
-        <w:t xml:space="preserve"> resources which could be used.</w:t>
-      </w:r>
-    </w:p>
-    <w:p>
-      <w:proofErr w:type="gramStart"/>
-      <w:r>
-        <w:t>In the event that</w:t>
-      </w:r>
-      <w:proofErr w:type="gramEnd"/>
-      <w:r>
-        <w:t xml:space="preserve"> I cannot achieve this, I will pivot my project into a look at what protections are in p</w:t>
-      </w:r>
-      <w:r>
-        <w:t>lace currently and how effective they are against possible threats.</w:t>
+        <w:t>Following getting the proof of concept working, I have identified 3 paths that I could go down dependant on what worked best; more advanced techniques to allow bypassing of protections, methods protecting or defending against such attacks and other web based resources which could be used.</w:t>
+      </w:r>
+    </w:p>
+    <w:p>
+      <w:r>
+        <w:t>Examples of advanced techniques include looking into usage of images and sound embedded in websites as methods of prompt injection also. I will also research usage of JavaScript as a method of hiding prompts also which may only display to the LLM once they access the website.</w:t>
+      </w:r>
+    </w:p>
+    <w:p>
+      <w:r>
+        <w:t>Due to there already being research into web based indirect prompt based injection, I am certain I will be able to recreate a proof of concept of that</w:t>
+      </w:r>
+      <w:r>
+        <w:t>. In the event that I am unable to develop any further advanced techniques or create some sort of real world implementation of such a vulnerability, I will look into researching the defences against indirect prompt injection such as developing an AI to detect modified images or sounds.</w:t>
       </w:r>
     </w:p>
     <w:p>
@@ -237,15 +180,7 @@
     </w:p>
     <w:p>
       <w:r>
-        <w:t xml:space="preserve">In </w:t>
-      </w:r>
-      <w:proofErr w:type="gramStart"/>
-      <w:r>
-        <w:t>addition</w:t>
-      </w:r>
-      <w:proofErr w:type="gramEnd"/>
-      <w:r>
-        <w:t xml:space="preserve"> I will require an isolated simulated network or server that I can host both the LLM and website on. The Hex GPU cloud has been suggested however the fact that it is accessible to all students in the University and isn’t isolated presents a potential issue with this.</w:t>
+        <w:t>In addition I will require an isolated simulated network or server that I can host both the LLM and website on. The Hex GPU cloud has been suggested however the fact that it is accessible to all students in the University and isn’t isolated presents a potential issue with this.</w:t>
       </w:r>
     </w:p>
     <w:p/>
@@ -255,20 +190,91 @@
           <w:u w:val="single"/>
         </w:rPr>
       </w:pPr>
-      <w:r>
+    </w:p>
+    <w:p>
+      <w:pPr>
         <w:rPr>
           <w:u w:val="single"/>
         </w:rPr>
+      </w:pPr>
+    </w:p>
+    <w:p>
+      <w:pPr>
+        <w:rPr>
+          <w:u w:val="single"/>
+        </w:rPr>
+      </w:pPr>
+    </w:p>
+    <w:p>
+      <w:pPr>
+        <w:rPr>
+          <w:u w:val="single"/>
+        </w:rPr>
+      </w:pPr>
+    </w:p>
+    <w:p>
+      <w:pPr>
+        <w:rPr>
+          <w:u w:val="single"/>
+        </w:rPr>
+      </w:pPr>
+    </w:p>
+    <w:p>
+      <w:pPr>
+        <w:rPr>
+          <w:u w:val="single"/>
+        </w:rPr>
+      </w:pPr>
+    </w:p>
+    <w:p>
+      <w:pPr>
+        <w:rPr>
+          <w:u w:val="single"/>
+        </w:rPr>
+      </w:pPr>
+    </w:p>
+    <w:p>
+      <w:pPr>
+        <w:rPr>
+          <w:u w:val="single"/>
+        </w:rPr>
+      </w:pPr>
+      <w:r>
+        <w:rPr>
+          <w:u w:val="single"/>
+        </w:rPr>
+        <w:lastRenderedPageBreak/>
         <w:t>References</w:t>
       </w:r>
     </w:p>
     <w:p>
+      <w:r>
+        <w:t xml:space="preserve">[1] – </w:t>
+      </w:r>
+      <w:hyperlink r:id="rId6" w:history="1">
+        <w:r>
+          <w:rPr>
+            <w:rStyle w:val="Hyperlink"/>
+            <w:u w:val="none"/>
+          </w:rPr>
+          <w:t>https://chatgpt.com/</w:t>
+        </w:r>
+      </w:hyperlink>
+      <w:r>
+        <w:t xml:space="preserve"> </w:t>
+      </w:r>
+    </w:p>
+    <w:p>
+      <w:r>
+        <w:t xml:space="preserve">[2] - </w:t>
+      </w:r>
       <w:hyperlink r:id="rId7" w:history="1">
         <w:r>
           <w:rPr>
             <w:rStyle w:val="Hyperlink"/>
+            <w:u w:val="none"/>
           </w:rPr>
-          <w:t>https://dl.acm.org/doi/pdf/10.1145/3605764.3623985</w:t>
+          <w:t>https://gemini.google.com</w:t>
         </w:r>
       </w:hyperlink>
       <w:r>
@@ -276,18 +282,79 @@
       </w:r>
     </w:p>
     <w:p>
+      <w:r>
+        <w:t xml:space="preserve">[3] - </w:t>
+      </w:r>
       <w:hyperlink r:id="rId8" w:history="1">
         <w:r>
           <w:rPr>
             <w:rStyle w:val="Hyperlink"/>
           </w:rPr>
+          <w:t>https://genai.owasp.org/resource/owasp-top-10-for-llm-applications-2025/</w:t>
+        </w:r>
+      </w:hyperlink>
+      <w:r>
+        <w:t xml:space="preserve"> </w:t>
+      </w:r>
+    </w:p>
+    <w:p>
+      <w:r>
+        <w:t xml:space="preserve">[4] - </w:t>
+      </w:r>
+      <w:hyperlink r:id="rId9" w:history="1">
+        <w:r>
+          <w:rPr>
+            <w:rStyle w:val="Hyperlink"/>
+          </w:rPr>
+          <w:t>https://arxiv.org/pdf/2307.10490</w:t>
+        </w:r>
+      </w:hyperlink>
+      <w:r>
+        <w:t xml:space="preserve"> </w:t>
+      </w:r>
+    </w:p>
+    <w:p/>
+    <w:p>
+      <w:hyperlink r:id="rId10" w:history="1">
+        <w:r>
+          <w:rPr>
+            <w:rStyle w:val="Hyperlink"/>
+            <w:u w:val="none"/>
+          </w:rPr>
+          <w:t>https://dl.acm.org/doi/pdf/1</w:t>
+        </w:r>
+        <w:r>
+          <w:rPr>
+            <w:rStyle w:val="Hyperlink"/>
+            <w:u w:val="none"/>
+          </w:rPr>
+          <w:t>0</w:t>
+        </w:r>
+        <w:r>
+          <w:rPr>
+            <w:rStyle w:val="Hyperlink"/>
+            <w:u w:val="none"/>
+          </w:rPr>
+          <w:t>.1145/3605764.3623985</w:t>
+        </w:r>
+      </w:hyperlink>
+      <w:r>
+        <w:t xml:space="preserve"> </w:t>
+      </w:r>
+    </w:p>
+    <w:p>
+      <w:hyperlink r:id="rId11" w:history="1">
+        <w:r>
+          <w:rPr>
+            <w:rStyle w:val="Hyperlink"/>
+            <w:u w:val="none"/>
+          </w:rPr>
           <w:t>https://www.ft.com/content/56cb100e-7146-488f-aae5-55304ae0eff6</w:t>
         </w:r>
       </w:hyperlink>
     </w:p>
-    <w:p/>
     <w:sectPr>
-      <w:headerReference w:type="default" r:id="rId9"/>
+      <w:headerReference w:type="default" r:id="rId12"/>
       <w:pgSz w:w="11906" w:h="16838"/>
       <w:pgMar w:top="1440" w:right="1440" w:bottom="1440" w:left="1440" w:header="708" w:footer="708" w:gutter="0"/>
       <w:cols w:space="708"/>
@@ -354,15 +421,7 @@
       <w:pStyle w:val="Header"/>
     </w:pPr>
     <w:r>
-      <w:t xml:space="preserve">Usage of a </w:t>
-    </w:r>
-    <w:proofErr w:type="gramStart"/>
-    <w:r>
-      <w:t>web based</w:t>
-    </w:r>
-    <w:proofErr w:type="gramEnd"/>
-    <w:r>
-      <w:t xml:space="preserve"> resource for infiltration and exfiltration of data into a web enabled LLM</w:t>
+      <w:t>Usage of a web based resource for infiltration and exfiltration of data into a web enabled LLM</w:t>
     </w:r>
   </w:p>
 </w:hdr>
@@ -972,6 +1031,7 @@
   <w:style w:type="character" w:default="1" w:styleId="DefaultParagraphFont">
     <w:name w:val="Default Paragraph Font"/>
     <w:uiPriority w:val="1"/>
+    <w:semiHidden/>
     <w:unhideWhenUsed/>
   </w:style>
   <w:style w:type="table" w:default="1" w:styleId="TableNormal">
